--- a/docs/sekkei/euro-office-nihongo/05-vertical-cell.docx
+++ b/docs/sekkei/euro-office-nihongo/05-vertical-cell.docx
@@ -1,6 +1,6 @@
 
 <file path=word/document.xml><?xml version="1.0" encoding="utf-8"?>
-<w:document xmlns:w="http://schemas.openxmlformats.org/wordprocessingml/2006/main">
+<w:document xmlns:w="http://schemas.openxmlformats.org/wordprocessingml/2006/main" xmlns:wp="http://schemas.openxmlformats.org/drawingml/2006/wordprocessingDrawing" xmlns:wps="http://schemas.microsoft.com/office/word/2010/wordprocessingShape">
   <w:body>
     <w:tbl>
       <w:tblPr>
@@ -31,7 +31,7 @@
                 <w:sz w:val="21"/>
                 <w:szCs w:val="21"/>
               </w:rPr>
-              <w:t xml:space="preserve">縦書きＡＢ「題」</w:t>
+              <w:t xml:space="preserve">縦書きＡＢ「題」、ー。abc</w:t>
             </w:r>
           </w:p>
         </w:tc>
